--- a/文件/競賽的相關東西/114年_專題成果參與校外競賽認列申請表 所有競賽/114年_專題成果參與校外競賽認列申請表 - 崑山科技大學2025智慧生活創業競賽.docx
+++ b/文件/競賽的相關東西/114年_專題成果參與校外競賽認列申請表 所有競賽/114年_專題成果參與校外競賽認列申請表 - 崑山科技大學2025智慧生活創業競賽.docx
@@ -18,25 +18,7 @@
           <w:sz w:val="28"/>
           <w:szCs w:val="28"/>
         </w:rPr>
-        <w:t>立</w:t>
-      </w:r>
-      <w:proofErr w:type="gramStart"/>
-      <w:r>
-        <w:rPr>
-          <w:rFonts w:ascii="Times New Roman" w:eastAsia="標楷體" w:hAnsi="Times New Roman" w:cs="Times New Roman"/>
-          <w:sz w:val="28"/>
-          <w:szCs w:val="28"/>
-        </w:rPr>
-        <w:t>臺</w:t>
-      </w:r>
-      <w:proofErr w:type="gramEnd"/>
-      <w:r>
-        <w:rPr>
-          <w:rFonts w:ascii="Times New Roman" w:eastAsia="標楷體" w:hAnsi="Times New Roman" w:cs="Times New Roman"/>
-          <w:sz w:val="28"/>
-          <w:szCs w:val="28"/>
-        </w:rPr>
-        <w:t>北商業大學資訊管理系</w:t>
+        <w:t>立臺北商業大學資訊管理系</w:t>
       </w:r>
       <w:r>
         <w:rPr>
@@ -112,7 +94,6 @@
                 <w:szCs w:val="26"/>
               </w:rPr>
             </w:pPr>
-            <w:proofErr w:type="gramStart"/>
             <w:r>
               <w:rPr>
                 <w:rFonts w:ascii="新細明體" w:eastAsia="新細明體" w:hAnsi="新細明體" w:hint="eastAsia"/>
@@ -121,7 +102,6 @@
               </w:rPr>
               <w:t>部別</w:t>
             </w:r>
-            <w:proofErr w:type="gramEnd"/>
           </w:p>
         </w:tc>
         <w:tc>
@@ -392,18 +372,8 @@
                 <w:sz w:val="26"/>
                 <w:szCs w:val="26"/>
               </w:rPr>
-              <w:t>11056042 李品</w:t>
-            </w:r>
-            <w:proofErr w:type="gramStart"/>
-            <w:r>
-              <w:rPr>
-                <w:rFonts w:ascii="新細明體" w:eastAsia="新細明體" w:hAnsi="新細明體" w:hint="eastAsia"/>
-                <w:sz w:val="26"/>
-                <w:szCs w:val="26"/>
-              </w:rPr>
-              <w:t>臻</w:t>
-            </w:r>
-            <w:proofErr w:type="gramEnd"/>
+              <w:t>11056042 李品臻</w:t>
+            </w:r>
             <w:r>
               <w:rPr>
                 <w:rFonts w:ascii="新細明體" w:eastAsia="新細明體" w:hAnsi="新細明體" w:hint="eastAsia"/>
@@ -597,25 +567,7 @@
                 <w:sz w:val="26"/>
                 <w:szCs w:val="26"/>
               </w:rPr>
-              <w:t>正本佐證資料（參賽證明、入圍證明或獎狀）於規定時間內</w:t>
-            </w:r>
-            <w:proofErr w:type="gramStart"/>
-            <w:r>
-              <w:rPr>
-                <w:rFonts w:ascii="新細明體" w:eastAsia="新細明體" w:hAnsi="新細明體" w:hint="eastAsia"/>
-                <w:sz w:val="26"/>
-                <w:szCs w:val="26"/>
-              </w:rPr>
-              <w:t>提供至系辦</w:t>
-            </w:r>
-            <w:proofErr w:type="gramEnd"/>
-            <w:r>
-              <w:rPr>
-                <w:rFonts w:ascii="新細明體" w:eastAsia="新細明體" w:hAnsi="新細明體" w:hint="eastAsia"/>
-                <w:sz w:val="26"/>
-                <w:szCs w:val="26"/>
-              </w:rPr>
-              <w:t>。</w:t>
+              <w:t>正本佐證資料（參賽證明、入圍證明或獎狀）於規定時間內提供至系辦。</w:t>
             </w:r>
           </w:p>
           <w:p>
@@ -973,7 +925,7 @@
               <w:spacing w:line="360" w:lineRule="auto"/>
               <w:jc w:val="both"/>
               <w:rPr>
-                <w:rFonts w:ascii="新細明體" w:eastAsia="新細明體" w:hAnsi="新細明體" w:hint="eastAsia"/>
+                <w:rFonts w:ascii="新細明體" w:eastAsia="新細明體" w:hAnsi="新細明體"/>
                 <w:sz w:val="26"/>
                 <w:szCs w:val="26"/>
               </w:rPr>
@@ -1473,7 +1425,6 @@
                 <w:szCs w:val="26"/>
               </w:rPr>
             </w:pPr>
-            <w:proofErr w:type="gramStart"/>
             <w:r>
               <w:rPr>
                 <w:rFonts w:ascii="新細明體" w:eastAsia="新細明體" w:hAnsi="新細明體" w:hint="eastAsia"/>
@@ -1488,16 +1439,7 @@
                 <w:sz w:val="26"/>
                 <w:szCs w:val="26"/>
               </w:rPr>
-              <w:t>否</w:t>
-            </w:r>
-            <w:proofErr w:type="gramEnd"/>
-            <w:r>
-              <w:rPr>
-                <w:rFonts w:ascii="新細明體" w:eastAsia="新細明體" w:hAnsi="新細明體" w:hint="eastAsia"/>
-                <w:sz w:val="26"/>
-                <w:szCs w:val="26"/>
-              </w:rPr>
-              <w:t>，</w:t>
+              <w:t>否，</w:t>
             </w:r>
             <w:r>
               <w:rPr>
@@ -1846,7 +1788,6 @@
               </w:rPr>
               <w:t>____</w:t>
             </w:r>
-            <w:proofErr w:type="gramStart"/>
             <w:r>
               <w:rPr>
                 <w:rFonts w:ascii="新細明體" w:eastAsia="新細明體" w:hAnsi="新細明體" w:hint="eastAsia"/>
@@ -1863,7 +1804,6 @@
               </w:rPr>
               <w:t>線上發表</w:t>
             </w:r>
-            <w:proofErr w:type="gramEnd"/>
           </w:p>
           <w:p>
             <w:pPr>
@@ -2073,25 +2013,7 @@
                 <w:sz w:val="26"/>
                 <w:szCs w:val="26"/>
               </w:rPr>
-              <w:t>是，榮獲</w:t>
-            </w:r>
-            <w:proofErr w:type="gramStart"/>
-            <w:r>
-              <w:rPr>
-                <w:rFonts w:ascii="新細明體" w:eastAsia="新細明體" w:hAnsi="新細明體" w:hint="eastAsia"/>
-                <w:sz w:val="26"/>
-                <w:szCs w:val="26"/>
-              </w:rPr>
-              <w:t>＿＿＿＿＿＿＿＿＿＿＿＿＿＿＿</w:t>
-            </w:r>
-            <w:proofErr w:type="gramEnd"/>
-            <w:r>
-              <w:rPr>
-                <w:rFonts w:ascii="新細明體" w:eastAsia="新細明體" w:hAnsi="新細明體" w:hint="eastAsia"/>
-                <w:sz w:val="26"/>
-                <w:szCs w:val="26"/>
-              </w:rPr>
-              <w:t>，獎金_</w:t>
+              <w:t>是，榮獲＿＿＿＿＿＿＿＿＿＿＿＿＿＿＿，獎金_</w:t>
             </w:r>
             <w:r>
               <w:rPr>
@@ -2260,13 +2182,11 @@
     <w:p>
       <w:pPr>
         <w:rPr>
-          <w:rFonts w:hint="eastAsia"/>
           <w:b/>
           <w:sz w:val="20"/>
           <w:szCs w:val="20"/>
         </w:rPr>
       </w:pPr>
-      <w:proofErr w:type="gramStart"/>
       <w:r>
         <w:rPr>
           <w:rFonts w:hint="eastAsia"/>
@@ -2274,17 +2194,7 @@
           <w:sz w:val="20"/>
           <w:szCs w:val="20"/>
         </w:rPr>
-        <w:t>註</w:t>
-      </w:r>
-      <w:proofErr w:type="gramEnd"/>
-      <w:r>
-        <w:rPr>
-          <w:rFonts w:hint="eastAsia"/>
-          <w:b/>
-          <w:sz w:val="20"/>
-          <w:szCs w:val="20"/>
-        </w:rPr>
-        <w:t>：</w:t>
+        <w:t>註：</w:t>
       </w:r>
       <w:r>
         <w:rPr>
@@ -2352,14 +2262,15 @@
       <w:r>
         <w:rPr>
           <w:bCs/>
+          <w:noProof/>
           <w:sz w:val="20"/>
           <w:szCs w:val="20"/>
         </w:rPr>
         <w:drawing>
-          <wp:inline distT="0" distB="0" distL="0" distR="0" wp14:anchorId="2EBCD926" wp14:editId="0F7CE530">
-            <wp:extent cx="6479540" cy="2554605"/>
+          <wp:inline distT="0" distB="0" distL="0" distR="0" wp14:anchorId="1B9B2205" wp14:editId="4F2EA1C0">
+            <wp:extent cx="6479540" cy="3642995"/>
             <wp:effectExtent l="0" t="0" r="0" b="0"/>
-            <wp:docPr id="1085607299" name="圖片 1"/>
+            <wp:docPr id="926856343" name="圖片 1"/>
             <wp:cNvGraphicFramePr>
               <a:graphicFrameLocks xmlns:a="http://schemas.openxmlformats.org/drawingml/2006/main" noChangeAspect="1"/>
             </wp:cNvGraphicFramePr>
@@ -2367,7 +2278,7 @@
               <a:graphicData uri="http://schemas.openxmlformats.org/drawingml/2006/picture">
                 <pic:pic xmlns:pic="http://schemas.openxmlformats.org/drawingml/2006/picture">
                   <pic:nvPicPr>
-                    <pic:cNvPr id="1085607299" name=""/>
+                    <pic:cNvPr id="926856343" name=""/>
                     <pic:cNvPicPr/>
                   </pic:nvPicPr>
                   <pic:blipFill>
@@ -2379,7 +2290,7 @@
                   <pic:spPr>
                     <a:xfrm>
                       <a:off x="0" y="0"/>
-                      <a:ext cx="6479540" cy="2554605"/>
+                      <a:ext cx="6479540" cy="3642995"/>
                     </a:xfrm>
                     <a:prstGeom prst="rect">
                       <a:avLst/>
@@ -3195,6 +3106,7 @@
   <w:style w:type="character" w:default="1" w:styleId="a0">
     <w:name w:val="Default Paragraph Font"/>
     <w:uiPriority w:val="1"/>
+    <w:semiHidden/>
     <w:unhideWhenUsed/>
   </w:style>
   <w:style w:type="table" w:default="1" w:styleId="a1">
